--- a/fra/docx/020.content.docx
+++ b/fra/docx/020.content.docx
@@ -19,7 +19,7 @@
         <w:rPr>
           <w:lang w:val="fr_FR" w:bidi="fr_FR"/>
         </w:rPr>
-        <w:t>Resource: Termes clés (SRV)</w:t>
+        <w:t>Resource: Familiarization, Internalization, Articulation (Fia) Terms</w:t>
       </w:r>
       <w:r>
         <w:rPr>
@@ -39,42 +39,61 @@
           <w:b/>
           <w:lang w:val="fr_FR" w:bidi="fr_FR"/>
         </w:rPr>
-        <w:t>Familiarization, Internalization, Articulation (FIA) Key Terms</w:t>
-      </w:r>
-      <w:r>
-        <w:rPr>
-          <w:lang w:val="fr_FR" w:bidi="fr_FR"/>
-        </w:rPr>
-        <w:t xml:space="preserve"> © 2023 SRV Partners Released under CC BY-SA 4.0 license. </w:t>
-      </w:r>
-      <w:r>
-        <w:rPr>
-          <w:lang w:val="fr_FR" w:bidi="fr_FR"/>
-        </w:rPr>
-        <w:t>Familiarization, Internalization, Articulation (FIA) Key Terms</w:t>
-      </w:r>
-      <w:r>
-        <w:rPr>
-          <w:lang w:val="fr_FR" w:bidi="fr_FR"/>
-        </w:rPr>
-        <w:t xml:space="preserve"> has been adapted in the following languages Tok Pisin, عربي, Français, हिंदी, Bahasa Indonesia, Português, Русский, Español, Kiswahili, 简体中文 from </w:t>
-      </w:r>
-      <w:r>
-        <w:rPr>
-          <w:lang w:val="fr_FR" w:bidi="fr_FR"/>
-        </w:rPr>
-        <w:t>Familiarization, Internalization, Articulation (FIA)</w:t>
-      </w:r>
-      <w:r>
-        <w:rPr>
-          <w:lang w:val="fr_FR" w:bidi="fr_FR"/>
-        </w:rPr>
-        <w:t xml:space="preserve"> © 2023 SRV Partners. Released under CC BY-SA 4.0 license by Mission Mutual</w:t>
-      </w:r>
-      <w:r>
-        <w:rPr>
-          <w:lang w:val="fr_FR" w:bidi="fr_FR"/>
-        </w:rPr>
+        <w:t>Familiarization, Internalization, Articulation (Fia) Terms</w:t>
+      </w:r>
+      <w:r>
+        <w:rPr>
+          <w:lang w:val="fr_FR" w:bidi="fr_FR"/>
+        </w:rPr>
+        <w:t xml:space="preserve"> (French) is based on: </w:t>
+      </w:r>
+      <w:r>
+        <w:rPr>
+          <w:lang w:val="fr_FR" w:bidi="fr_FR"/>
+        </w:rPr>
+        <w:t>Familiarization, Internalization, Articulation (Fia) Terms</w:t>
+      </w:r>
+      <w:r>
+        <w:rPr>
+          <w:lang w:val="fr_FR" w:bidi="fr_FR"/>
+        </w:rPr>
+        <w:t xml:space="preserve">, </w:t>
+      </w:r>
+      <w:hyperlink r:id="rId13">
+        <w:r>
+          <w:rPr>
+            <w:lang w:val="fr_FR" w:bidi="fr_FR"/>
+          </w:rPr>
+          <w:rPr>
+            <w:color w:val="0000EE"/>
+            <w:u w:val="single"/>
+          </w:rPr>
+          <w:t>SRV Partners</w:t>
+        </w:r>
+      </w:hyperlink>
+      <w:r>
+        <w:rPr>
+          <w:lang w:val="fr_FR" w:bidi="fr_FR"/>
+        </w:rPr>
+        <w:t xml:space="preserve">, 2023, which is licensed under a </w:t>
+      </w:r>
+      <w:hyperlink r:id="rId14">
+        <w:r>
+          <w:rPr>
+            <w:lang w:val="fr_FR" w:bidi="fr_FR"/>
+          </w:rPr>
+          <w:rPr>
+            <w:color w:val="0000EE"/>
+            <w:u w:val="single"/>
+          </w:rPr>
+          <w:t>CC BY-SA 4.0 license</w:t>
+        </w:r>
+      </w:hyperlink>
+      <w:r>
+        <w:rPr>
+          <w:lang w:val="fr_FR" w:bidi="fr_FR"/>
+        </w:rPr>
+        <w:t>.</w:t>
       </w:r>
       <w:r>
         <w:rPr>
@@ -83,6 +102,30 @@
       </w:r>
     </w:p>
     <w:p>
+      <w:pPr/>
+      <w:r>
+        <w:rPr>
+          <w:lang w:val="fr_FR" w:bidi="fr_FR"/>
+        </w:rPr>
+      </w:r>
+      <w:r>
+        <w:rPr>
+          <w:lang w:val="fr_FR" w:bidi="fr_FR"/>
+        </w:rPr>
+        <w:t>This PDF version is provided under the same license.</w:t>
+      </w:r>
+      <w:r>
+        <w:rPr>
+          <w:lang w:val="fr_FR" w:bidi="fr_FR"/>
+        </w:rPr>
+      </w:r>
+      <w:r>
+        <w:rPr>
+          <w:lang w:val="fr_FR" w:bidi="fr_FR"/>
+        </w:rPr>
+      </w:r>
+    </w:p>
+    <w:p>
       <w:pPr>
         <w:pStyle w:val="Heading1"/>
       </w:pPr>
@@ -90,7 +133,7 @@
         <w:rPr>
           <w:lang w:val="fr_FR" w:bidi="fr_FR"/>
         </w:rPr>
-        <w:t>Termes clés (SRV)</w:t>
+        <w:t>Familiarization, Internalization, Articulation (Fia) Terms</w:t>
       </w:r>
     </w:p>
     <w:p>
@@ -211,12 +254,18 @@
         </w:rPr>
         <w:t xml:space="preserve">Environ 1200 à 1500 ans avant la naissance de Jésus, quand Dieu a appelé Moïse à conduire les </w:t>
       </w:r>
-      <w:r>
-        <w:rPr>
-          <w:lang w:val="fr_FR" w:bidi="fr_FR"/>
-        </w:rPr>
-        <w:t>Israélites</w:t>
-      </w:r>
+      <w:hyperlink r:id="rId15">
+        <w:r>
+          <w:rPr>
+            <w:lang w:val="fr_FR" w:bidi="fr_FR"/>
+          </w:rPr>
+          <w:rPr>
+            <w:color w:val="0000EE"/>
+            <w:u w:val="single"/>
+          </w:rPr>
+          <w:t>Israélites</w:t>
+        </w:r>
+      </w:hyperlink>
       <w:r>
         <w:rPr>
           <w:lang w:val="fr_FR" w:bidi="fr_FR"/>
@@ -250,12 +299,18 @@
         </w:rPr>
         <w:t xml:space="preserve">Il y a d'autres noms pour Dieu dans la Bible, comme « le Dieu très haut » ou « le Dieu des armées célestes », mais quand les gens entendent ce nom de Dieu, Yahvé, ils pensent spécialement à l'alliance, à la </w:t>
       </w:r>
-      <w:r>
-        <w:rPr>
-          <w:lang w:val="fr_FR" w:bidi="fr_FR"/>
-        </w:rPr>
-        <w:t>promesse</w:t>
-      </w:r>
+      <w:hyperlink r:id="rId16">
+        <w:r>
+          <w:rPr>
+            <w:lang w:val="fr_FR" w:bidi="fr_FR"/>
+          </w:rPr>
+          <w:rPr>
+            <w:color w:val="0000EE"/>
+            <w:u w:val="single"/>
+          </w:rPr>
+          <w:t>promesse</w:t>
+        </w:r>
+      </w:hyperlink>
       <w:r>
         <w:rPr>
           <w:lang w:val="fr_FR" w:bidi="fr_FR"/>
@@ -276,36 +331,54 @@
         </w:rPr>
         <w:t xml:space="preserve">Les </w:t>
       </w:r>
-      <w:r>
-        <w:rPr>
-          <w:lang w:val="fr_FR" w:bidi="fr_FR"/>
-        </w:rPr>
-        <w:t>Juifs</w:t>
-      </w:r>
+      <w:hyperlink r:id="rId17">
+        <w:r>
+          <w:rPr>
+            <w:lang w:val="fr_FR" w:bidi="fr_FR"/>
+          </w:rPr>
+          <w:rPr>
+            <w:color w:val="0000EE"/>
+            <w:u w:val="single"/>
+          </w:rPr>
+          <w:t>Juifs</w:t>
+        </w:r>
+      </w:hyperlink>
       <w:r>
         <w:rPr>
           <w:lang w:val="fr_FR" w:bidi="fr_FR"/>
         </w:rPr>
         <w:t xml:space="preserve"> étaient très prudents en prononçant ce nom de Dieu. Dieu était </w:t>
       </w:r>
-      <w:r>
-        <w:rPr>
-          <w:lang w:val="fr_FR" w:bidi="fr_FR"/>
-        </w:rPr>
-        <w:t>saint</w:t>
-      </w:r>
+      <w:hyperlink r:id="rId18">
+        <w:r>
+          <w:rPr>
+            <w:lang w:val="fr_FR" w:bidi="fr_FR"/>
+          </w:rPr>
+          <w:rPr>
+            <w:color w:val="0000EE"/>
+            <w:u w:val="single"/>
+          </w:rPr>
+          <w:t>saint</w:t>
+        </w:r>
+      </w:hyperlink>
       <w:r>
         <w:rPr>
           <w:lang w:val="fr_FR" w:bidi="fr_FR"/>
         </w:rPr>
         <w:t xml:space="preserve"> et par conséquent son nom était saint. Ils n'ont pas voulu offenser en utilisant son nom de manière désinvolte. Au fil du temps, le peuple a utilisé le nom de Dieu de moins en moins parce qu'il avait peur d'offenser Dieu. Par conséquent, quand les Juifs lisaient dans leurs Écritures, les livres de la Bible que nous appelons maintenant l'Ancien Testament, ils n'ont pas prononcé le mot Yahweh. Au lieu de cela, chaque fois qu'ils ont vu le mot Yahweh, ils ont dit un mot qui signifie maître ou </w:t>
       </w:r>
-      <w:r>
-        <w:rPr>
-          <w:lang w:val="fr_FR" w:bidi="fr_FR"/>
-        </w:rPr>
-        <w:t>seigneur</w:t>
-      </w:r>
+      <w:hyperlink r:id="rId19">
+        <w:r>
+          <w:rPr>
+            <w:lang w:val="fr_FR" w:bidi="fr_FR"/>
+          </w:rPr>
+          <w:rPr>
+            <w:color w:val="0000EE"/>
+            <w:u w:val="single"/>
+          </w:rPr>
+          <w:t>seigneur</w:t>
+        </w:r>
+      </w:hyperlink>
       <w:r>
         <w:rPr>
           <w:lang w:val="fr_FR" w:bidi="fr_FR"/>
@@ -440,6 +513,82 @@
           <w:lang w:val="fr_FR" w:bidi="fr_FR"/>
         </w:rPr>
         <w:t>Vous devez prendre du temps pour prendre une décision et vous devrez peut-être changer votre décision à nouveau après un certain temps. Traduire le mot Yahvé est difficile ! Priez à ce sujet et parlez-en avec beaucoup de personnes pour entendre ce qu'elles pensent.</w:t>
+      </w:r>
+      <w:r>
+        <w:rPr>
+          <w:lang w:val="fr_FR" w:bidi="fr_FR"/>
+        </w:rPr>
+      </w:r>
+      <w:r>
+        <w:rPr>
+          <w:lang w:val="fr_FR" w:bidi="fr_FR"/>
+        </w:rPr>
+      </w:r>
+    </w:p>
+    <w:p>
+      <w:pPr/>
+      <w:r>
+        <w:rPr>
+          <w:lang w:val="fr_FR" w:bidi="fr_FR"/>
+        </w:rPr>
+      </w:r>
+    </w:p>
+    <w:p>
+      <w:pPr>
+        <w:pStyle w:val="Heading2"/>
+      </w:pPr>
+      <w:r>
+        <w:rPr>
+          <w:lang w:val="fr_FR" w:bidi="fr_FR"/>
+        </w:rPr>
+        <w:t>Yahweh</w:t>
+      </w:r>
+      <w:r>
+        <w:rPr>
+          <w:lang w:val="fr_FR" w:bidi="fr_FR"/>
+        </w:rPr>
+      </w:r>
+    </w:p>
+    <w:p>
+      <w:pPr>
+        <w:pStyle w:val="Heading4"/>
+      </w:pPr>
+      <w:r>
+        <w:rPr>
+          <w:lang w:val="fr_FR" w:bidi="fr_FR"/>
+        </w:rPr>
+        <w:t>Audio Content</w:t>
+      </w:r>
+      <w:r>
+        <w:rPr>
+          <w:lang w:val="fr_FR" w:bidi="fr_FR"/>
+        </w:rPr>
+      </w:r>
+    </w:p>
+    <w:p>
+      <w:pPr/>
+      <w:r>
+        <w:rPr>
+          <w:lang w:val="fr_FR" w:bidi="fr_FR"/>
+        </w:rPr>
+      </w:r>
+      <w:hyperlink r:id="rId20">
+        <w:r>
+          <w:rPr>
+            <w:lang w:val="fr_FR" w:bidi="fr_FR"/>
+          </w:rPr>
+          <w:rPr>
+            <w:color w:val="0000EE"/>
+            <w:u w:val="single"/>
+          </w:rPr>
+          <w:t>mp3 file</w:t>
+        </w:r>
+      </w:hyperlink>
+      <w:r>
+        <w:rPr>
+          <w:lang w:val="fr_FR" w:bidi="fr_FR"/>
+        </w:rPr>
+        <w:t xml:space="preserve"> (None KB)</w:t>
       </w:r>
       <w:r>
         <w:rPr>

--- a/fra/docx/020.content.docx
+++ b/fra/docx/020.content.docx
@@ -39,80 +39,37 @@
           <w:b/>
           <w:lang w:val="fr_FR" w:bidi="fr_FR"/>
         </w:rPr>
-        <w:t>Familiarization, Internalization, Articulation (Fia) Terms</w:t>
-      </w:r>
-      <w:r>
-        <w:rPr>
-          <w:lang w:val="fr_FR" w:bidi="fr_FR"/>
-        </w:rPr>
-        <w:t xml:space="preserve"> (French) is based on: </w:t>
-      </w:r>
-      <w:r>
-        <w:rPr>
-          <w:lang w:val="fr_FR" w:bidi="fr_FR"/>
-        </w:rPr>
-        <w:t>Familiarization, Internalization, Articulation (Fia) Terms</w:t>
-      </w:r>
-      <w:r>
-        <w:rPr>
-          <w:lang w:val="fr_FR" w:bidi="fr_FR"/>
-        </w:rPr>
-        <w:t xml:space="preserve">, </w:t>
-      </w:r>
-      <w:hyperlink r:id="rId13">
-        <w:r>
-          <w:rPr>
-            <w:lang w:val="fr_FR" w:bidi="fr_FR"/>
-          </w:rPr>
-          <w:rPr>
-            <w:color w:val="0000EE"/>
-            <w:u w:val="single"/>
-          </w:rPr>
-          <w:t>SRV Partners</w:t>
-        </w:r>
-      </w:hyperlink>
-      <w:r>
-        <w:rPr>
-          <w:lang w:val="fr_FR" w:bidi="fr_FR"/>
-        </w:rPr>
-        <w:t xml:space="preserve">, 2023, which is licensed under a </w:t>
-      </w:r>
-      <w:hyperlink r:id="rId14">
-        <w:r>
-          <w:rPr>
-            <w:lang w:val="fr_FR" w:bidi="fr_FR"/>
-          </w:rPr>
-          <w:rPr>
-            <w:color w:val="0000EE"/>
-            <w:u w:val="single"/>
-          </w:rPr>
-          <w:t>CC BY-SA 4.0 license</w:t>
-        </w:r>
-      </w:hyperlink>
-      <w:r>
-        <w:rPr>
-          <w:lang w:val="fr_FR" w:bidi="fr_FR"/>
-        </w:rPr>
-        <w:t>.</w:t>
-      </w:r>
-      <w:r>
-        <w:rPr>
-          <w:lang w:val="fr_FR" w:bidi="fr_FR"/>
-        </w:rPr>
-      </w:r>
-    </w:p>
-    <w:p>
-      <w:pPr/>
-      <w:r>
-        <w:rPr>
-          <w:lang w:val="fr_FR" w:bidi="fr_FR"/>
-        </w:rPr>
-      </w:r>
-      <w:r>
-        <w:rPr>
-          <w:lang w:val="fr_FR" w:bidi="fr_FR"/>
-        </w:rPr>
-        <w:t>This PDF version is provided under the same license.</w:t>
+        <w:t>Familiarization, Internalization, Articulation (FIA) Key Terms</w:t>
+      </w:r>
+      <w:r>
+        <w:rPr>
+          <w:lang w:val="fr_FR" w:bidi="fr_FR"/>
+        </w:rPr>
+        <w:t xml:space="preserve"> © 2023 SRV Partners Released under CC BY-SA 4.0 license. </w:t>
+      </w:r>
+      <w:r>
+        <w:rPr>
+          <w:lang w:val="fr_FR" w:bidi="fr_FR"/>
+        </w:rPr>
+        <w:t>Familiarization, Internalization, Articulation (FIA) Key Terms</w:t>
+      </w:r>
+      <w:r>
+        <w:rPr>
+          <w:lang w:val="fr_FR" w:bidi="fr_FR"/>
+        </w:rPr>
+        <w:t xml:space="preserve"> has been adapted in the following languages Tok Pisin, عربي, Français, हिंदी, Bahasa Indonesia, Português, Русский, Español, Kiswahili, 简体中文 from </w:t>
+      </w:r>
+      <w:r>
+        <w:rPr>
+          <w:lang w:val="fr_FR" w:bidi="fr_FR"/>
+        </w:rPr>
+        <w:t>Familiarization, Internalization, Articulation (FIA)</w:t>
+      </w:r>
+      <w:r>
+        <w:rPr>
+          <w:lang w:val="fr_FR" w:bidi="fr_FR"/>
+        </w:rPr>
+        <w:t xml:space="preserve"> © 2023 SRV Partners. Released under CC BY-SA 4.0 license by Mission Mutual</w:t>
       </w:r>
       <w:r>
         <w:rPr>
@@ -254,7 +211,7 @@
         </w:rPr>
         <w:t xml:space="preserve">Environ 1200 à 1500 ans avant la naissance de Jésus, quand Dieu a appelé Moïse à conduire les </w:t>
       </w:r>
-      <w:hyperlink r:id="rId15">
+      <w:hyperlink r:id="rId13">
         <w:r>
           <w:rPr>
             <w:lang w:val="fr_FR" w:bidi="fr_FR"/>
@@ -299,7 +256,7 @@
         </w:rPr>
         <w:t xml:space="preserve">Il y a d'autres noms pour Dieu dans la Bible, comme « le Dieu très haut » ou « le Dieu des armées célestes », mais quand les gens entendent ce nom de Dieu, Yahvé, ils pensent spécialement à l'alliance, à la </w:t>
       </w:r>
-      <w:hyperlink r:id="rId16">
+      <w:hyperlink r:id="rId14">
         <w:r>
           <w:rPr>
             <w:lang w:val="fr_FR" w:bidi="fr_FR"/>
@@ -331,7 +288,7 @@
         </w:rPr>
         <w:t xml:space="preserve">Les </w:t>
       </w:r>
-      <w:hyperlink r:id="rId17">
+      <w:hyperlink r:id="rId15">
         <w:r>
           <w:rPr>
             <w:lang w:val="fr_FR" w:bidi="fr_FR"/>
@@ -349,7 +306,7 @@
         </w:rPr>
         <w:t xml:space="preserve"> étaient très prudents en prononçant ce nom de Dieu. Dieu était </w:t>
       </w:r>
-      <w:hyperlink r:id="rId18">
+      <w:hyperlink r:id="rId16">
         <w:r>
           <w:rPr>
             <w:lang w:val="fr_FR" w:bidi="fr_FR"/>
@@ -367,7 +324,7 @@
         </w:rPr>
         <w:t xml:space="preserve"> et par conséquent son nom était saint. Ils n'ont pas voulu offenser en utilisant son nom de manière désinvolte. Au fil du temps, le peuple a utilisé le nom de Dieu de moins en moins parce qu'il avait peur d'offenser Dieu. Par conséquent, quand les Juifs lisaient dans leurs Écritures, les livres de la Bible que nous appelons maintenant l'Ancien Testament, ils n'ont pas prononcé le mot Yahweh. Au lieu de cela, chaque fois qu'ils ont vu le mot Yahweh, ils ont dit un mot qui signifie maître ou </w:t>
       </w:r>
-      <w:hyperlink r:id="rId19">
+      <w:hyperlink r:id="rId17">
         <w:r>
           <w:rPr>
             <w:lang w:val="fr_FR" w:bidi="fr_FR"/>
@@ -572,7 +529,7 @@
           <w:lang w:val="fr_FR" w:bidi="fr_FR"/>
         </w:rPr>
       </w:r>
-      <w:hyperlink r:id="rId20">
+      <w:hyperlink r:id="rId18">
         <w:r>
           <w:rPr>
             <w:lang w:val="fr_FR" w:bidi="fr_FR"/>

--- a/fra/docx/020.content.docx
+++ b/fra/docx/020.content.docx
@@ -45,7 +45,7 @@
         <w:rPr>
           <w:lang w:val="fr_FR" w:bidi="fr_FR"/>
         </w:rPr>
-        <w:t xml:space="preserve"> © 2023 SRV Partners Released under CC BY-SA 4.0 license. </w:t>
+        <w:t xml:space="preserve"> © 2025 Word Collective Released under CC BY-SA 4.0 license. </w:t>
       </w:r>
       <w:r>
         <w:rPr>
@@ -69,7 +69,7 @@
         <w:rPr>
           <w:lang w:val="fr_FR" w:bidi="fr_FR"/>
         </w:rPr>
-        <w:t xml:space="preserve"> © 2023 SRV Partners. Released under CC BY-SA 4.0 license by Mission Mutual</w:t>
+        <w:t xml:space="preserve"> © 2025 Word Collective. Released under CC BY-SA 4.0 license by Mission Mutual</w:t>
       </w:r>
       <w:r>
         <w:rPr>
